--- a/haccp/formatos/en/HACCP-09_EN.docx
+++ b/haccp/formatos/en/HACCP-09_EN.docx
@@ -25,7 +25,7 @@
           <w:sz w:val="24"/>
           <w:szCs w:val="24"/>
         </w:rPr>
-        <w:t xml:space="preserve">HACCP-09 — Staff Training Record</w:t>
+        <w:t xml:space="preserve">HACCP-09 — Staff Training Log</w:t>
       </w:r>
     </w:p>
     <w:p>
@@ -39,7 +39,7 @@
           <w:sz w:val="20"/>
           <w:szCs w:val="20"/>
         </w:rPr>
-        <w:t xml:space="preserve">Version 1.3 · August 12, 2026</w:t>
+        <w:t xml:space="preserve">Version 1.4 · August 17, 2026</w:t>
       </w:r>
     </w:p>
     <w:p>
@@ -66,7 +66,7 @@
           <w:sz w:val="20"/>
           <w:szCs w:val="20"/>
         </w:rPr>
-        <w:t xml:space="preserve">Complete when onboarding each employee and at annual reviews.</w:t>
+        <w:t xml:space="preserve">Complete upon onboarding of each employee and at annual reviews.</w:t>
       </w:r>
     </w:p>
     <w:tbl>
@@ -197,7 +197,7 @@
                 <w:sz w:val="24"/>
                 <w:szCs w:val="24"/>
               </w:rPr>
-              <w:t xml:space="preserve">Course / Certification</w:t>
+              <w:t xml:space="preserve">Course/Certification</w:t>
             </w:r>
           </w:p>
         </w:tc>
@@ -232,7 +232,7 @@
                 <w:sz w:val="24"/>
                 <w:szCs w:val="24"/>
               </w:rPr>
-              <w:t xml:space="preserve">Level (1/2/3)</w:t>
+              <w:t xml:space="preserve">Level 1/2/3</w:t>
             </w:r>
           </w:p>
         </w:tc>
@@ -267,7 +267,7 @@
                 <w:sz w:val="24"/>
                 <w:szCs w:val="24"/>
               </w:rPr>
-              <w:t xml:space="preserve">Training provider</w:t>
+              <w:t xml:space="preserve">Training body</w:t>
             </w:r>
           </w:p>
         </w:tc>
@@ -372,7 +372,7 @@
                 <w:sz w:val="24"/>
                 <w:szCs w:val="24"/>
               </w:rPr>
-              <w:t xml:space="preserve">Certificate no.</w:t>
+              <w:t xml:space="preserve">Certificate Number</w:t>
             </w:r>
           </w:p>
         </w:tc>
@@ -3051,7 +3051,7 @@
         <w:sz w:val="16"/>
         <w:szCs w:val="16"/>
       </w:rPr>
-      <w:t xml:space="preserve">Órale – Authentic Mexican Flavor Limited · CRO 805512 · Format HACCP-09 v1.3</w:t>
+      <w:t xml:space="preserve">Órale – Authentic Mexican Flavor Limited · CRO 805512 · Format HACCP-09 v1.4</w:t>
     </w:r>
   </w:p>
 </w:ftr>
